--- a/server/templates/library/progress-notes-template/template.docx
+++ b/server/templates/library/progress-notes-template/template.docx
@@ -1144,6 +1144,15 @@
 
 <file path=word/header1.xml><?xml version="1.0" encoding="utf-8"?>
 <w:hdr xmlns:mc="http://schemas.openxmlformats.org/markup-compatibility/2006" xmlns:o="urn:schemas-microsoft-com:office:office" xmlns:r="http://schemas.openxmlformats.org/officeDocument/2006/relationships" xmlns:m="http://schemas.openxmlformats.org/officeDocument/2006/math" xmlns:v="urn:schemas-microsoft-com:vml" xmlns:wp="http://schemas.openxmlformats.org/drawingml/2006/wordprocessingDrawing" xmlns:w10="urn:schemas-microsoft-com:office:word" xmlns:w="http://schemas.openxmlformats.org/wordprocessingml/2006/main" xmlns:wne="http://schemas.microsoft.com/office/word/2006/wordml" xmlns:sl="http://schemas.openxmlformats.org/schemaLibrary/2006/main" xmlns:a="http://schemas.openxmlformats.org/drawingml/2006/main" xmlns:pic="http://schemas.openxmlformats.org/drawingml/2006/picture" xmlns:c="http://schemas.openxmlformats.org/drawingml/2006/chart" xmlns:lc="http://schemas.openxmlformats.org/drawingml/2006/lockedCanvas" xmlns:dgm="http://schemas.openxmlformats.org/drawingml/2006/diagram" xmlns:wps="http://schemas.microsoft.com/office/word/2010/wordprocessingShape" xmlns:wpg="http://schemas.microsoft.com/office/word/2010/wordprocessingGroup" xmlns:w14="http://schemas.microsoft.com/office/word/2010/wordml" xmlns:w15="http://schemas.microsoft.com/office/word/2012/wordml">
+  <w:p>
+    <w:pPr>
+      <w:spacing w:before="0" w:after="80"/>
+      <w:jc w:val="left"/>
+    </w:pPr>
+    <w:r>
+      <w:t xml:space="preserve">{%org_logo}</w:t>
+    </w:r>
+  </w:p>
   <w:p>
     <w:pPr>
       <w:keepNext w:val="0"/>
@@ -1270,6 +1279,15 @@
 
 <file path=word/header2.xml><?xml version="1.0" encoding="utf-8"?>
 <w:hdr xmlns:m="http://schemas.openxmlformats.org/officeDocument/2006/math" xmlns:mc="http://schemas.openxmlformats.org/markup-compatibility/2006" xmlns:mo="http://schemas.microsoft.com/office/mac/office/2008/main" xmlns:mv="urn:schemas-microsoft-com:mac:vml" xmlns:o="urn:schemas-microsoft-com:office:office" xmlns:r="http://schemas.openxmlformats.org/officeDocument/2006/relationships" xmlns:v="urn:schemas-microsoft-com:vml" xmlns:w10="urn:schemas-microsoft-com:office:word" xmlns:w14="http://schemas.microsoft.com/office/word/2010/wordml" xmlns:w="http://schemas.openxmlformats.org/wordprocessingml/2006/main" xmlns:wne="http://schemas.microsoft.com/office/word/2006/wordml" xmlns:wp14="http://schemas.microsoft.com/office/word/2010/wordprocessingDrawing" xmlns:wp="http://schemas.openxmlformats.org/drawingml/2006/wordprocessingDrawing" xmlns:wpc="http://schemas.microsoft.com/office/word/2010/wordprocessingCanvas" xmlns:wpg="http://schemas.microsoft.com/office/word/2010/wordprocessingGroup" xmlns:wpi="http://schemas.microsoft.com/office/word/2010/wordprocessingInk" xmlns:wps="http://schemas.microsoft.com/office/word/2010/wordprocessingShape" mc:Ignorable="w14 wp14">
+  <w:p>
+    <w:pPr>
+      <w:spacing w:before="0" w:after="80"/>
+      <w:jc w:val="left"/>
+    </w:pPr>
+    <w:r>
+      <w:t xml:space="preserve">{%org_logo}</w:t>
+    </w:r>
+  </w:p>
   <w:p>
     <w:pPr>
       <w:pStyle w:val="Header"/>

--- a/server/templates/library/progress-notes-template/template.docx
+++ b/server/templates/library/progress-notes-template/template.docx
@@ -1101,7 +1101,7 @@
         <w:t>Approved By:</w:t>
         <w:tab/>
         <w:tab/>
-        <w:t xml:space="preserve">{{Approver_Name}} </w:t>
+        <w:t xml:space="preserve">……………………………………………………………… </w:t>
       </w:r>
       <w:r>
         <w:rPr>
